--- a/pp-document-suite/assets/PP_BASE_TEMPLATE.docx
+++ b/pp-document-suite/assets/PP_BASE_TEMPLATE.docx
@@ -32290,6 +32290,7 @@
         <w:tcPr>
           <w:tcW w:w="588" w:type="pct"/>
           <w:vMerge w:val="restart"/>
+          <w:vAlign w:val="center"/>
         </w:tcPr>
         <w:p>
           <w:pPr>
@@ -32299,6 +32300,7 @@
             </w:tabs>
             <w:spacing w:line="192" w:lineRule="auto"/>
             <w:contextualSpacing/>
+            <w:jc w:val="center"/>
             <w:rPr>
               <w:rFonts w:ascii="Calibri" w:hAnsi="Calibri" w:cs="Calibri"/>
             </w:rPr>
